--- a/Karl_Solomon.docx
+++ b/Karl_Solomon.docx
@@ -359,7 +359,7 @@
           </mc:Choice>
           <mc:Fallback>
             <w:pict>
-              <v:line w14:anchorId="0EBCC96A" id="Line 2" o:spid="_x0000_s1026" style="position:absolute;z-index:251656192;visibility:visible;mso-wrap-style:square;mso-width-percent:0;mso-height-percent:0;mso-wrap-distance-left:9pt;mso-wrap-distance-top:0;mso-wrap-distance-right:9pt;mso-wrap-distance-bottom:0;mso-position-horizontal:absolute;mso-position-horizontal-relative:text;mso-position-vertical:absolute;mso-position-vertical-relative:text;mso-width-percent:0;mso-height-percent:0;mso-width-relative:page;mso-height-relative:page" from="0,5.6pt" to="7in,5.6pt" o:gfxdata="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" strokeweight="3pt"/>
+              <v:line w14:anchorId="10700288" id="Line 2" o:spid="_x0000_s1026" style="position:absolute;z-index:251656192;visibility:visible;mso-wrap-style:square;mso-width-percent:0;mso-height-percent:0;mso-wrap-distance-left:9pt;mso-wrap-distance-top:0;mso-wrap-distance-right:9pt;mso-wrap-distance-bottom:0;mso-position-horizontal:absolute;mso-position-horizontal-relative:text;mso-position-vertical:absolute;mso-position-vertical-relative:text;mso-width-percent:0;mso-height-percent:0;mso-width-relative:page;mso-height-relative:page" from="0,5.6pt" to="7in,5.6pt" o:gfxdata="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" strokeweight="3pt"/>
             </w:pict>
           </mc:Fallback>
         </mc:AlternateContent>
@@ -1264,27 +1264,7 @@
           <w:sz w:val="20"/>
           <w:szCs w:val="20"/>
         </w:rPr>
-        <w:tab/>
-      </w:r>
-      <w:r>
-        <w:rPr>
-          <w:rStyle w:val="A0"/>
-          <w:rFonts w:ascii="Times New Roman" w:hAnsi="Times New Roman" w:cs="Times New Roman"/>
-          <w:b/>
-          <w:sz w:val="20"/>
-          <w:szCs w:val="20"/>
-        </w:rPr>
-        <w:tab/>
-      </w:r>
-      <w:r>
-        <w:rPr>
-          <w:rStyle w:val="A0"/>
-          <w:rFonts w:ascii="Times New Roman" w:hAnsi="Times New Roman" w:cs="Times New Roman"/>
-          <w:b/>
-          <w:sz w:val="20"/>
-          <w:szCs w:val="20"/>
-        </w:rPr>
-        <w:tab/>
+        <w:t>– Stryker Endoscopy</w:t>
       </w:r>
       <w:r>
         <w:rPr>
@@ -1498,15 +1478,31 @@
           <w:sz w:val="20"/>
           <w:szCs w:val="20"/>
         </w:rPr>
-        <w:t>Root</w:t>
-      </w:r>
-      <w:r>
-        <w:rPr>
-          <w:rFonts w:ascii="Times New Roman" w:hAnsi="Times New Roman" w:cs="Times New Roman"/>
-          <w:sz w:val="20"/>
-          <w:szCs w:val="20"/>
-        </w:rPr>
-        <w:t xml:space="preserve"> caused</w:t>
+        <w:t>Found and mitigated r</w:t>
+      </w:r>
+      <w:r>
+        <w:rPr>
+          <w:rFonts w:ascii="Times New Roman" w:hAnsi="Times New Roman" w:cs="Times New Roman"/>
+          <w:sz w:val="20"/>
+          <w:szCs w:val="20"/>
+        </w:rPr>
+        <w:t>oot</w:t>
+      </w:r>
+      <w:r>
+        <w:rPr>
+          <w:rFonts w:ascii="Times New Roman" w:hAnsi="Times New Roman" w:cs="Times New Roman"/>
+          <w:sz w:val="20"/>
+          <w:szCs w:val="20"/>
+        </w:rPr>
+        <w:t xml:space="preserve"> cause</w:t>
+      </w:r>
+      <w:r>
+        <w:rPr>
+          <w:rFonts w:ascii="Times New Roman" w:hAnsi="Times New Roman" w:cs="Times New Roman"/>
+          <w:sz w:val="20"/>
+          <w:szCs w:val="20"/>
+        </w:rPr>
+        <w:t xml:space="preserve"> of</w:t>
       </w:r>
       <w:r>
         <w:rPr>
@@ -1522,38 +1518,6 @@
           <w:sz w:val="20"/>
           <w:szCs w:val="20"/>
         </w:rPr>
-        <w:t xml:space="preserve"> issues with prototype</w:t>
-      </w:r>
-      <w:r>
-        <w:rPr>
-          <w:rFonts w:ascii="Times New Roman" w:hAnsi="Times New Roman" w:cs="Times New Roman"/>
-          <w:sz w:val="20"/>
-          <w:szCs w:val="20"/>
-        </w:rPr>
-        <w:t>s</w:t>
-      </w:r>
-      <w:r>
-        <w:rPr>
-          <w:rFonts w:ascii="Times New Roman" w:hAnsi="Times New Roman" w:cs="Times New Roman"/>
-          <w:sz w:val="20"/>
-          <w:szCs w:val="20"/>
-        </w:rPr>
-        <w:t xml:space="preserve"> for</w:t>
-      </w:r>
-      <w:r>
-        <w:rPr>
-          <w:rFonts w:ascii="Times New Roman" w:hAnsi="Times New Roman" w:cs="Times New Roman"/>
-          <w:sz w:val="20"/>
-          <w:szCs w:val="20"/>
-        </w:rPr>
-        <w:t xml:space="preserve"> a</w:t>
-      </w:r>
-      <w:r>
-        <w:rPr>
-          <w:rFonts w:ascii="Times New Roman" w:hAnsi="Times New Roman" w:cs="Times New Roman"/>
-          <w:sz w:val="20"/>
-          <w:szCs w:val="20"/>
-        </w:rPr>
         <w:t xml:space="preserve"> </w:t>
       </w:r>
       <w:r>
@@ -1562,140 +1526,115 @@
           <w:sz w:val="20"/>
           <w:szCs w:val="20"/>
         </w:rPr>
-        <w:t xml:space="preserve">next generation camera feature, created basic solution, and laid out </w:t>
+        <w:t xml:space="preserve">in a major feature of next generation camera </w:t>
+      </w:r>
+    </w:p>
+    <w:p>
+      <w:pPr>
+        <w:pStyle w:val="Default"/>
+        <w:ind w:left="2880"/>
+        <w:rPr>
+          <w:rStyle w:val="A0"/>
+          <w:rFonts w:ascii="Times New Roman" w:hAnsi="Times New Roman" w:cs="Times New Roman"/>
+          <w:sz w:val="20"/>
+          <w:szCs w:val="20"/>
+        </w:rPr>
+      </w:pPr>
+    </w:p>
+    <w:p>
+      <w:pPr>
+        <w:pStyle w:val="Pa1"/>
+        <w:tabs>
+          <w:tab w:val="left" w:pos="720"/>
+        </w:tabs>
+        <w:spacing w:line="264" w:lineRule="auto"/>
+        <w:ind w:left="2520" w:hanging="2520"/>
+        <w:rPr>
+          <w:rStyle w:val="A0"/>
+          <w:rFonts w:ascii="Times New Roman" w:hAnsi="Times New Roman" w:cs="Times New Roman"/>
+          <w:sz w:val="20"/>
+          <w:szCs w:val="20"/>
+        </w:rPr>
+      </w:pPr>
+      <w:r>
+        <w:rPr>
+          <w:rStyle w:val="A0"/>
+          <w:rFonts w:ascii="Times New Roman" w:hAnsi="Times New Roman" w:cs="Times New Roman"/>
+          <w:sz w:val="20"/>
+          <w:szCs w:val="20"/>
+        </w:rPr>
+        <w:tab/>
+      </w:r>
+      <w:r>
+        <w:rPr>
+          <w:rStyle w:val="A0"/>
+          <w:rFonts w:ascii="Times New Roman" w:hAnsi="Times New Roman" w:cs="Times New Roman"/>
+          <w:sz w:val="20"/>
+          <w:szCs w:val="20"/>
+        </w:rPr>
+        <w:tab/>
+      </w:r>
+      <w:r>
+        <w:rPr>
+          <w:rStyle w:val="A0"/>
+          <w:rFonts w:ascii="Times New Roman" w:hAnsi="Times New Roman" w:cs="Times New Roman"/>
+          <w:b/>
+          <w:sz w:val="20"/>
+          <w:szCs w:val="20"/>
+        </w:rPr>
+        <w:t>Software</w:t>
+      </w:r>
+      <w:r>
+        <w:rPr>
+          <w:rStyle w:val="A0"/>
+          <w:rFonts w:ascii="Times New Roman" w:hAnsi="Times New Roman" w:cs="Times New Roman"/>
+          <w:b/>
+          <w:sz w:val="20"/>
+          <w:szCs w:val="20"/>
+        </w:rPr>
+        <w:t xml:space="preserve"> Engineering</w:t>
+      </w:r>
+      <w:r>
+        <w:rPr>
+          <w:rStyle w:val="A0"/>
+          <w:rFonts w:ascii="Times New Roman" w:hAnsi="Times New Roman" w:cs="Times New Roman"/>
+          <w:b/>
+          <w:sz w:val="20"/>
+          <w:szCs w:val="20"/>
+        </w:rPr>
+        <w:t xml:space="preserve"> R&amp;D Co-Op</w:t>
+      </w:r>
+      <w:r>
+        <w:rPr>
+          <w:rStyle w:val="A0"/>
+          <w:rFonts w:ascii="Times New Roman" w:hAnsi="Times New Roman" w:cs="Times New Roman"/>
+          <w:b/>
+          <w:sz w:val="20"/>
+          <w:szCs w:val="20"/>
+        </w:rPr>
+        <w:t xml:space="preserve"> – St. Jude Medical</w:t>
+      </w:r>
+      <w:r>
+        <w:rPr>
+          <w:rStyle w:val="A0"/>
+          <w:rFonts w:ascii="Times New Roman" w:hAnsi="Times New Roman" w:cs="Times New Roman"/>
+          <w:b/>
+          <w:sz w:val="20"/>
+          <w:szCs w:val="20"/>
+        </w:rPr>
+        <w:tab/>
       </w:r>
       <w:bookmarkStart w:id="0" w:name="_GoBack"/>
       <w:bookmarkEnd w:id="0"/>
       <w:r>
         <w:rPr>
-          <w:rFonts w:ascii="Times New Roman" w:hAnsi="Times New Roman" w:cs="Times New Roman"/>
-          <w:sz w:val="20"/>
-          <w:szCs w:val="20"/>
-        </w:rPr>
-        <w:t xml:space="preserve">steps to make </w:t>
-      </w:r>
-      <w:r>
-        <w:rPr>
-          <w:rFonts w:ascii="Times New Roman" w:hAnsi="Times New Roman" w:cs="Times New Roman"/>
-          <w:sz w:val="20"/>
-          <w:szCs w:val="20"/>
-        </w:rPr>
-        <w:t>the feature production-ready</w:t>
-      </w:r>
-    </w:p>
-    <w:p>
-      <w:pPr>
-        <w:pStyle w:val="Default"/>
-        <w:ind w:left="2880"/>
-        <w:rPr>
-          <w:rStyle w:val="A0"/>
-          <w:rFonts w:ascii="Times New Roman" w:hAnsi="Times New Roman" w:cs="Times New Roman"/>
-          <w:sz w:val="20"/>
-          <w:szCs w:val="20"/>
-        </w:rPr>
-      </w:pPr>
-      <w:r>
-        <w:rPr>
-          <w:rStyle w:val="A0"/>
-          <w:rFonts w:ascii="Times New Roman" w:hAnsi="Times New Roman" w:cs="Times New Roman"/>
-          <w:sz w:val="20"/>
-          <w:szCs w:val="20"/>
-        </w:rPr>
-        <w:t xml:space="preserve"> </w:t>
-      </w:r>
-    </w:p>
-    <w:p>
-      <w:pPr>
-        <w:pStyle w:val="Pa1"/>
-        <w:tabs>
-          <w:tab w:val="left" w:pos="720"/>
-        </w:tabs>
-        <w:spacing w:line="264" w:lineRule="auto"/>
-        <w:ind w:left="2520" w:hanging="2520"/>
-        <w:rPr>
-          <w:rStyle w:val="A0"/>
-          <w:rFonts w:ascii="Times New Roman" w:hAnsi="Times New Roman" w:cs="Times New Roman"/>
-          <w:sz w:val="20"/>
-          <w:szCs w:val="20"/>
-        </w:rPr>
-      </w:pPr>
-      <w:r>
-        <w:rPr>
-          <w:rStyle w:val="A0"/>
-          <w:rFonts w:ascii="Times New Roman" w:hAnsi="Times New Roman" w:cs="Times New Roman"/>
-          <w:sz w:val="20"/>
-          <w:szCs w:val="20"/>
-        </w:rPr>
-        <w:tab/>
-      </w:r>
-      <w:r>
-        <w:rPr>
-          <w:rStyle w:val="A0"/>
-          <w:rFonts w:ascii="Times New Roman" w:hAnsi="Times New Roman" w:cs="Times New Roman"/>
-          <w:sz w:val="20"/>
-          <w:szCs w:val="20"/>
-        </w:rPr>
-        <w:tab/>
-      </w:r>
-      <w:r>
-        <w:rPr>
-          <w:rStyle w:val="A0"/>
-          <w:rFonts w:ascii="Times New Roman" w:hAnsi="Times New Roman" w:cs="Times New Roman"/>
-          <w:b/>
-          <w:sz w:val="20"/>
-          <w:szCs w:val="20"/>
-        </w:rPr>
-        <w:t>Software</w:t>
-      </w:r>
-      <w:r>
-        <w:rPr>
-          <w:rStyle w:val="A0"/>
-          <w:rFonts w:ascii="Times New Roman" w:hAnsi="Times New Roman" w:cs="Times New Roman"/>
-          <w:b/>
-          <w:sz w:val="20"/>
-          <w:szCs w:val="20"/>
-        </w:rPr>
-        <w:t xml:space="preserve"> Engineering</w:t>
-      </w:r>
-      <w:r>
-        <w:rPr>
-          <w:rStyle w:val="A0"/>
-          <w:rFonts w:ascii="Times New Roman" w:hAnsi="Times New Roman" w:cs="Times New Roman"/>
-          <w:b/>
-          <w:sz w:val="20"/>
-          <w:szCs w:val="20"/>
-        </w:rPr>
-        <w:t xml:space="preserve"> R&amp;D Co-Op</w:t>
-      </w:r>
-      <w:r>
-        <w:rPr>
-          <w:rStyle w:val="A0"/>
-          <w:rFonts w:ascii="Times New Roman" w:hAnsi="Times New Roman" w:cs="Times New Roman"/>
-          <w:b/>
-          <w:sz w:val="20"/>
-          <w:szCs w:val="20"/>
-        </w:rPr>
-        <w:tab/>
-      </w:r>
-      <w:r>
-        <w:rPr>
-          <w:rStyle w:val="A0"/>
-          <w:rFonts w:ascii="Times New Roman" w:hAnsi="Times New Roman" w:cs="Times New Roman"/>
-          <w:b/>
-          <w:sz w:val="20"/>
-          <w:szCs w:val="20"/>
-        </w:rPr>
-        <w:tab/>
-      </w:r>
-      <w:r>
-        <w:rPr>
-          <w:rStyle w:val="A0"/>
-          <w:rFonts w:ascii="Times New Roman" w:hAnsi="Times New Roman" w:cs="Times New Roman"/>
-          <w:b/>
-          <w:sz w:val="20"/>
-          <w:szCs w:val="20"/>
-        </w:rPr>
-        <w:tab/>
+          <w:rStyle w:val="A0"/>
+          <w:rFonts w:ascii="Times New Roman" w:hAnsi="Times New Roman" w:cs="Times New Roman"/>
+          <w:b/>
+          <w:sz w:val="20"/>
+          <w:szCs w:val="20"/>
+        </w:rPr>
+        <w:t xml:space="preserve">   </w:t>
       </w:r>
       <w:r>
         <w:rPr>
@@ -1783,7 +1722,23 @@
           <w:sz w:val="20"/>
           <w:szCs w:val="20"/>
         </w:rPr>
-        <w:t xml:space="preserve">Made optimized and automated test which reduced iOS verification time by </w:t>
+        <w:t>Made automated test</w:t>
+      </w:r>
+      <w:r>
+        <w:rPr>
+          <w:rFonts w:ascii="Times New Roman" w:hAnsi="Times New Roman" w:cs="Times New Roman"/>
+          <w:sz w:val="20"/>
+          <w:szCs w:val="20"/>
+        </w:rPr>
+        <w:t>s</w:t>
+      </w:r>
+      <w:r>
+        <w:rPr>
+          <w:rFonts w:ascii="Times New Roman" w:hAnsi="Times New Roman" w:cs="Times New Roman"/>
+          <w:sz w:val="20"/>
+          <w:szCs w:val="20"/>
+        </w:rPr>
+        <w:t xml:space="preserve"> which reduced iOS verification time by </w:t>
       </w:r>
       <w:r>
         <w:rPr>
@@ -2055,17 +2010,7 @@
           <w:sz w:val="20"/>
           <w:szCs w:val="20"/>
         </w:rPr>
-        <w:tab/>
-      </w:r>
-      <w:r>
-        <w:rPr>
-          <w:rStyle w:val="A0"/>
-          <w:rFonts w:ascii="Times New Roman" w:hAnsi="Times New Roman" w:cs="Times New Roman"/>
-          <w:b/>
-          <w:sz w:val="20"/>
-          <w:szCs w:val="20"/>
-        </w:rPr>
-        <w:tab/>
+        <w:t xml:space="preserve"> – Zoldan Lab</w:t>
       </w:r>
       <w:r>
         <w:rPr>
@@ -2507,38 +2452,20 @@
         <w:rPr>
           <w:rStyle w:val="A0"/>
           <w:rFonts w:ascii="Times New Roman" w:hAnsi="Times New Roman" w:cs="Times New Roman"/>
-          <w:sz w:val="20"/>
-          <w:szCs w:val="20"/>
-        </w:rPr>
-        <w:tab/>
-      </w:r>
-      <w:r>
-        <w:rPr>
-          <w:rStyle w:val="A0"/>
-          <w:rFonts w:ascii="Times New Roman" w:hAnsi="Times New Roman" w:cs="Times New Roman"/>
-          <w:sz w:val="20"/>
-          <w:szCs w:val="20"/>
-        </w:rPr>
-        <w:tab/>
-      </w:r>
-      <w:r>
-        <w:rPr>
-          <w:rStyle w:val="A0"/>
-          <w:rFonts w:ascii="Times New Roman" w:hAnsi="Times New Roman" w:cs="Times New Roman"/>
-          <w:sz w:val="20"/>
-          <w:szCs w:val="20"/>
-        </w:rPr>
-        <w:tab/>
-      </w:r>
-      <w:r>
-        <w:rPr>
-          <w:rStyle w:val="A0"/>
-          <w:rFonts w:ascii="Times New Roman" w:hAnsi="Times New Roman" w:cs="Times New Roman"/>
-          <w:sz w:val="20"/>
-          <w:szCs w:val="20"/>
-        </w:rPr>
-        <w:tab/>
-        <w:t xml:space="preserve">           </w:t>
+          <w:b/>
+          <w:sz w:val="20"/>
+          <w:szCs w:val="20"/>
+        </w:rPr>
+        <w:t xml:space="preserve"> - The University of Texas at Austin</w:t>
+      </w:r>
+      <w:r>
+        <w:rPr>
+          <w:rStyle w:val="A0"/>
+          <w:rFonts w:ascii="Times New Roman" w:hAnsi="Times New Roman" w:cs="Times New Roman"/>
+          <w:sz w:val="20"/>
+          <w:szCs w:val="20"/>
+        </w:rPr>
+        <w:t xml:space="preserve">        </w:t>
       </w:r>
       <w:r>
         <w:rPr>
@@ -2602,126 +2529,6 @@
           <w:szCs w:val="20"/>
         </w:rPr>
         <w:t xml:space="preserve"> Present</w:t>
-      </w:r>
-    </w:p>
-    <w:p>
-      <w:pPr>
-        <w:pStyle w:val="Default"/>
-        <w:numPr>
-          <w:ilvl w:val="0"/>
-          <w:numId w:val="9"/>
-        </w:numPr>
-        <w:rPr>
-          <w:rStyle w:val="A0"/>
-          <w:rFonts w:ascii="Times New Roman" w:hAnsi="Times New Roman" w:cs="Times New Roman"/>
-          <w:sz w:val="20"/>
-          <w:szCs w:val="20"/>
-        </w:rPr>
-      </w:pPr>
-      <w:r>
-        <w:rPr>
-          <w:rStyle w:val="A0"/>
-          <w:rFonts w:ascii="Times New Roman" w:hAnsi="Times New Roman" w:cs="Times New Roman"/>
-          <w:sz w:val="20"/>
-          <w:szCs w:val="20"/>
-        </w:rPr>
-        <w:t xml:space="preserve">Optimized </w:t>
-      </w:r>
-      <w:r>
-        <w:rPr>
-          <w:rStyle w:val="A0"/>
-          <w:rFonts w:ascii="Times New Roman" w:hAnsi="Times New Roman" w:cs="Times New Roman"/>
-          <w:sz w:val="20"/>
-          <w:szCs w:val="20"/>
-        </w:rPr>
-        <w:t xml:space="preserve">email system </w:t>
-      </w:r>
-      <w:r>
-        <w:rPr>
-          <w:rStyle w:val="A0"/>
-          <w:rFonts w:ascii="Times New Roman" w:hAnsi="Times New Roman" w:cs="Times New Roman"/>
-          <w:sz w:val="20"/>
-          <w:szCs w:val="20"/>
-        </w:rPr>
-        <w:t xml:space="preserve">and </w:t>
-      </w:r>
-      <w:r>
-        <w:rPr>
-          <w:rStyle w:val="A0"/>
-          <w:rFonts w:ascii="Times New Roman" w:hAnsi="Times New Roman" w:cs="Times New Roman"/>
-          <w:sz w:val="20"/>
-          <w:szCs w:val="20"/>
-        </w:rPr>
-        <w:t>created</w:t>
-      </w:r>
-      <w:r>
-        <w:rPr>
-          <w:rStyle w:val="A0"/>
-          <w:rFonts w:ascii="Times New Roman" w:hAnsi="Times New Roman" w:cs="Times New Roman"/>
-          <w:sz w:val="20"/>
-          <w:szCs w:val="20"/>
-        </w:rPr>
-        <w:t xml:space="preserve"> new employee tut</w:t>
-      </w:r>
-      <w:r>
-        <w:rPr>
-          <w:rStyle w:val="A0"/>
-          <w:rFonts w:ascii="Times New Roman" w:hAnsi="Times New Roman" w:cs="Times New Roman"/>
-          <w:sz w:val="20"/>
-          <w:szCs w:val="20"/>
-        </w:rPr>
-        <w:t>orial and troubleshooting guide</w:t>
-      </w:r>
-      <w:r>
-        <w:rPr>
-          <w:rStyle w:val="A0"/>
-          <w:rFonts w:ascii="Times New Roman" w:hAnsi="Times New Roman" w:cs="Times New Roman"/>
-          <w:sz w:val="20"/>
-          <w:szCs w:val="20"/>
-        </w:rPr>
-        <w:t xml:space="preserve"> </w:t>
-      </w:r>
-    </w:p>
-    <w:p>
-      <w:pPr>
-        <w:pStyle w:val="Default"/>
-        <w:numPr>
-          <w:ilvl w:val="0"/>
-          <w:numId w:val="9"/>
-        </w:numPr>
-        <w:rPr>
-          <w:rStyle w:val="A0"/>
-          <w:rFonts w:ascii="Times New Roman" w:hAnsi="Times New Roman" w:cs="Times New Roman"/>
-          <w:sz w:val="20"/>
-          <w:szCs w:val="20"/>
-        </w:rPr>
-      </w:pPr>
-      <w:r>
-        <w:rPr>
-          <w:rStyle w:val="A0"/>
-          <w:rFonts w:ascii="Times New Roman" w:hAnsi="Times New Roman" w:cs="Times New Roman"/>
-          <w:sz w:val="20"/>
-          <w:szCs w:val="20"/>
-        </w:rPr>
-        <w:t xml:space="preserve">Received Exemplary performance review </w:t>
-      </w:r>
-      <w:r>
-        <w:rPr>
-          <w:rStyle w:val="A0"/>
-          <w:rFonts w:ascii="Times New Roman" w:hAnsi="Times New Roman" w:cs="Times New Roman"/>
-          <w:sz w:val="20"/>
-          <w:szCs w:val="20"/>
-        </w:rPr>
-        <w:t>two</w:t>
-      </w:r>
-      <w:r>
-        <w:rPr>
-          <w:rStyle w:val="A0"/>
-          <w:rFonts w:ascii="Times New Roman" w:hAnsi="Times New Roman" w:cs="Times New Roman"/>
-          <w:sz w:val="20"/>
-          <w:szCs w:val="20"/>
-        </w:rPr>
-        <w:t xml:space="preserve"> years in a row</w:t>
       </w:r>
     </w:p>
     <w:p>
@@ -2812,16 +2619,7 @@
           <w:sz w:val="20"/>
           <w:szCs w:val="20"/>
         </w:rPr>
-        <w:t>resident</w:t>
-      </w:r>
-      <w:r>
-        <w:rPr>
-          <w:rFonts w:ascii="Times New Roman" w:hAnsi="Times New Roman" w:cs="Times New Roman"/>
-          <w:b/>
-          <w:sz w:val="20"/>
-          <w:szCs w:val="20"/>
-        </w:rPr>
-        <w:tab/>
+        <w:t xml:space="preserve">resident – BMES          </w:t>
       </w:r>
       <w:r>
         <w:rPr>
